--- a/cowork-obsidian/docs/sops/SOP-C04-00.docx
+++ b/cowork-obsidian/docs/sops/SOP-C04-00.docx
@@ -28,7 +28,7 @@
         </w:p>
       </w:sdtContent>
     </w:sdt>
-    <w:bookmarkStart w:id="24" w:name="vcinc-standard-operating-procedure"/>
+    <w:bookmarkStart w:id="25" w:name="vcinc-standard-operating-procedure"/>
     <w:p>
       <w:pPr>
         <w:pStyle w:val="Heading1"/>
@@ -65,8 +65,7 @@
     <w:tbl>
       <w:tblPr>
         <w:tblStyle w:val="Table"/>
-        <w:tblW w:type="pct" w:w="5000"/>
-        <w:tblLayout w:type="fixed"/>
+        <w:tblW w:type="auto" w:w="0"/>
         <w:tblLook w:firstRow="1" w:lastRow="0" w:firstColumn="0" w:lastColumn="0" w:noHBand="0" w:noVBand="0" w:val="0020"/>
       </w:tblPr>
       <w:tblGrid>
@@ -300,19 +299,7 @@
               <w:t xml:space="preserve"> </w:t>
             </w:r>
             <w:r>
-              <w:t xml:space="preserve">v0.2.0 (renamed from</w:t>
-            </w:r>
-            <w:r>
-              <w:t xml:space="preserve"> </w:t>
-            </w:r>
-            <w:r>
-              <w:rPr>
-                <w:rStyle w:val="VerbatimChar"/>
-              </w:rPr>
-              <w:t xml:space="preserve">cowork-second-brain</w:t>
-            </w:r>
-            <w:r>
-              <w:t xml:space="preserve">)</w:t>
+              <w:t xml:space="preserve">v0.3.0</w:t>
             </w:r>
           </w:p>
         </w:tc>
@@ -423,7 +410,19 @@
         <w:t xml:space="preserve"> </w:t>
       </w:r>
       <w:r>
-        <w:t xml:space="preserve">— install Obsidian if you don’t have it, or detect a vault you already use; wire it to Cowork in under 15 minutes.</w:t>
+        <w:t xml:space="preserve">— install the plugin, run</w:t>
+      </w:r>
+      <w:r>
+        <w:t xml:space="preserve"> </w:t>
+      </w:r>
+      <w:r>
+        <w:rPr>
+          <w:rStyle w:val="VerbatimChar"/>
+        </w:rPr>
+        <w:t xml:space="preserve">/onboard-second-brain</w:t>
+      </w:r>
+      <w:r>
+        <w:t xml:space="preserve">, detect a vault you already use OR scaffold a fresh one. Wired to Cowork in under 15 minutes.</w:t>
       </w:r>
     </w:p>
     <w:p>
@@ -439,22 +438,22 @@
           <w:b/>
           <w:bCs/>
         </w:rPr>
-        <w:t xml:space="preserve">The three prompts</w:t>
-      </w:r>
-      <w:r>
-        <w:t xml:space="preserve"> </w:t>
-      </w:r>
-      <w:r>
-        <w:t xml:space="preserve">— write</w:t>
-      </w:r>
-      <w:r>
-        <w:t xml:space="preserve"> </w:t>
-      </w:r>
-      <w:r>
-        <w:rPr>
-          <w:rStyle w:val="VerbatimChar"/>
-        </w:rPr>
-        <w:t xml:space="preserve">build</w:t>
+        <w:t xml:space="preserve">The three operations</w:t>
+      </w:r>
+      <w:r>
+        <w:t xml:space="preserve"> </w:t>
+      </w:r>
+      <w:r>
+        <w:t xml:space="preserve">— learn</w:t>
+      </w:r>
+      <w:r>
+        <w:t xml:space="preserve"> </w:t>
+      </w:r>
+      <w:r>
+        <w:rPr>
+          <w:rStyle w:val="VerbatimChar"/>
+        </w:rPr>
+        <w:t xml:space="preserve">/second-brain build</w:t>
       </w:r>
       <w:r>
         <w:t xml:space="preserve">,</w:t>
@@ -466,25 +465,22 @@
         <w:rPr>
           <w:rStyle w:val="VerbatimChar"/>
         </w:rPr>
-        <w:t xml:space="preserve">update</w:t>
-      </w:r>
-      <w:r>
-        <w:t xml:space="preserve">, and</w:t>
-      </w:r>
-      <w:r>
-        <w:t xml:space="preserve"> </w:t>
-      </w:r>
-      <w:r>
-        <w:rPr>
-          <w:rStyle w:val="VerbatimChar"/>
-        </w:rPr>
-        <w:t xml:space="preserve">health-check</w:t>
-      </w:r>
-      <w:r>
-        <w:t xml:space="preserve"> </w:t>
-      </w:r>
-      <w:r>
-        <w:t xml:space="preserve">once and re-run them for years.</w:t>
+        <w:t xml:space="preserve">/second-brain update</w:t>
+      </w:r>
+      <w:r>
+        <w:t xml:space="preserve">,</w:t>
+      </w:r>
+      <w:r>
+        <w:t xml:space="preserve"> </w:t>
+      </w:r>
+      <w:r>
+        <w:rPr>
+          <w:rStyle w:val="VerbatimChar"/>
+        </w:rPr>
+        <w:t xml:space="preserve">/second-brain health-check</w:t>
+      </w:r>
+      <w:r>
+        <w:t xml:space="preserve">. Run each one once.</w:t>
       </w:r>
     </w:p>
     <w:p>
@@ -506,16 +502,6 @@
         <w:t xml:space="preserve"> </w:t>
       </w:r>
       <w:r>
-        <w:rPr>
-          <w:i/>
-          <w:iCs/>
-        </w:rPr>
-        <w:t xml:space="preserve">(new in v0.2.0)</w:t>
-      </w:r>
-      <w:r>
-        <w:t xml:space="preserve"> </w:t>
-      </w:r>
-      <w:r>
         <w:t xml:space="preserve">— pick the right sync option (Obsidian Sync, Syncthing, or Git/GitHub) so your vault is everywhere you work. Optional: also wire it to Claude Desktop via MCP.</w:t>
       </w:r>
     </w:p>
@@ -532,13 +518,40 @@
           <w:b/>
           <w:bCs/>
         </w:rPr>
-        <w:t xml:space="preserve">Weekly rhythm + custom skill</w:t>
-      </w:r>
-      <w:r>
-        <w:t xml:space="preserve"> </w:t>
-      </w:r>
-      <w:r>
-        <w:t xml:space="preserve">— install a slash-command skill that runs all the prompts for you, plus calendar reminders so the system runs itself.</w:t>
+        <w:t xml:space="preserve">Weekly rhythm</w:t>
+      </w:r>
+      <w:r>
+        <w:t xml:space="preserve"> </w:t>
+      </w:r>
+      <w:r>
+        <w:t xml:space="preserve">— install calendar reminders, learn</w:t>
+      </w:r>
+      <w:r>
+        <w:t xml:space="preserve"> </w:t>
+      </w:r>
+      <w:r>
+        <w:rPr>
+          <w:rStyle w:val="VerbatimChar"/>
+        </w:rPr>
+        <w:t xml:space="preserve">/open-vault</w:t>
+      </w:r>
+      <w:r>
+        <w:t xml:space="preserve"> </w:t>
+      </w:r>
+      <w:r>
+        <w:t xml:space="preserve">as your daily-driver command, write</w:t>
+      </w:r>
+      <w:r>
+        <w:t xml:space="preserve"> </w:t>
+      </w:r>
+      <w:r>
+        <w:rPr>
+          <w:rStyle w:val="VerbatimChar"/>
+        </w:rPr>
+        <w:t xml:space="preserve">My Vault System.md</w:t>
+      </w:r>
+      <w:r>
+        <w:t xml:space="preserve">, set up home indexes.</w:t>
       </w:r>
     </w:p>
     <w:p>
@@ -551,16 +564,28 @@
       </w:pPr>
       <w:r>
         <w:rPr>
-          <w:i/>
-          <w:iCs/>
-        </w:rPr>
-        <w:t xml:space="preserve">(covered inside Lesson 4)</w:t>
-      </w:r>
-      <w:r>
-        <w:t xml:space="preserve"> </w:t>
-      </w:r>
-      <w:r>
-        <w:t xml:space="preserve">— Golden outputs, home indexes, the long-term archival pattern.</w:t>
+          <w:b/>
+          <w:bCs/>
+        </w:rPr>
+        <w:t xml:space="preserve">Use cases &amp; daily workflow</w:t>
+      </w:r>
+      <w:r>
+        <w:t xml:space="preserve"> </w:t>
+      </w:r>
+      <w:r>
+        <w:t xml:space="preserve">— concrete examples of how cohort members use this in their actual day-to-day. The</w:t>
+      </w:r>
+      <w:r>
+        <w:t xml:space="preserve"> </w:t>
+      </w:r>
+      <w:r>
+        <w:t xml:space="preserve">“now what?”</w:t>
+      </w:r>
+      <w:r>
+        <w:t xml:space="preserve"> </w:t>
+      </w:r>
+      <w:r>
+        <w:t xml:space="preserve">guide.</w:t>
       </w:r>
     </w:p>
     <w:p>
@@ -810,7 +835,7 @@
       </w:r>
     </w:p>
     <w:bookmarkEnd w:id="12"/>
-    <w:bookmarkStart w:id="13" w:name="the-two-tools-youll-use"/>
+    <w:bookmarkStart w:id="14" w:name="the-two-tools-youll-use"/>
     <w:p>
       <w:pPr>
         <w:pStyle w:val="Heading2"/>
@@ -981,6 +1006,401 @@
         <w:t xml:space="preserve">The vault is the source of truth. Obsidian and Cowork are just two ways to view the same folder. If either tool disappears tomorrow, your vault stays yours.</w:t>
       </w:r>
     </w:p>
+    <w:bookmarkStart w:id="13" w:name="Xe7ae845168ae159b0f6fa854b3084c73b8d878b"/>
+    <w:p>
+      <w:pPr>
+        <w:pStyle w:val="Heading3"/>
+      </w:pPr>
+      <w:r>
+        <w:t xml:space="preserve">What</w:t>
+      </w:r>
+      <w:r>
+        <w:t xml:space="preserve"> </w:t>
+      </w:r>
+      <w:r>
+        <w:rPr>
+          <w:rStyle w:val="VerbatimChar"/>
+        </w:rPr>
+        <w:t xml:space="preserve">cowork-obsidian</w:t>
+      </w:r>
+      <w:r>
+        <w:t xml:space="preserve"> </w:t>
+      </w:r>
+      <w:r>
+        <w:t xml:space="preserve">adds — three new Cowork commands</w:t>
+      </w:r>
+    </w:p>
+    <w:p>
+      <w:pPr>
+        <w:pStyle w:val="FirstParagraph"/>
+      </w:pPr>
+      <w:r>
+        <w:t xml:space="preserve">When you install the</w:t>
+      </w:r>
+      <w:r>
+        <w:t xml:space="preserve"> </w:t>
+      </w:r>
+      <w:r>
+        <w:rPr>
+          <w:rStyle w:val="VerbatimChar"/>
+        </w:rPr>
+        <w:t xml:space="preserve">cowork-obsidian</w:t>
+      </w:r>
+      <w:r>
+        <w:t xml:space="preserve"> </w:t>
+      </w:r>
+      <w:r>
+        <w:t xml:space="preserve">plugin, Cowork gets</w:t>
+      </w:r>
+      <w:r>
+        <w:t xml:space="preserve"> </w:t>
+      </w:r>
+      <w:r>
+        <w:rPr>
+          <w:b/>
+          <w:bCs/>
+        </w:rPr>
+        <w:t xml:space="preserve">three new slash commands</w:t>
+      </w:r>
+      <w:r>
+        <w:t xml:space="preserve">. That’s the whole</w:t>
+      </w:r>
+      <w:r>
+        <w:t xml:space="preserve"> </w:t>
+      </w:r>
+      <w:r>
+        <w:t xml:space="preserve">“app”</w:t>
+      </w:r>
+      <w:r>
+        <w:t xml:space="preserve"> </w:t>
+      </w:r>
+      <w:r>
+        <w:t xml:space="preserve">— three commands. Memorize these:</w:t>
+      </w:r>
+    </w:p>
+    <w:tbl>
+      <w:tblPr>
+        <w:tblStyle w:val="Table"/>
+        <w:tblW w:type="pct" w:w="5000"/>
+        <w:tblLayout w:type="fixed"/>
+        <w:tblLook w:firstRow="1" w:lastRow="0" w:firstColumn="0" w:lastColumn="0" w:noHBand="0" w:noVBand="0" w:val="0020"/>
+      </w:tblPr>
+      <w:tblGrid>
+        <w:gridCol w:w="2640"/>
+        <w:gridCol w:w="2640"/>
+        <w:gridCol w:w="2640"/>
+      </w:tblGrid>
+      <w:tr>
+        <w:trPr>
+          <w:tblHeader w:val="on"/>
+        </w:trPr>
+        <w:tc>
+          <w:tcPr/>
+          <w:p>
+            <w:pPr>
+              <w:pStyle w:val="Compact"/>
+            </w:pPr>
+            <w:r>
+              <w:t xml:space="preserve">Command</w:t>
+            </w:r>
+          </w:p>
+        </w:tc>
+        <w:tc>
+          <w:tcPr/>
+          <w:p>
+            <w:pPr>
+              <w:pStyle w:val="Compact"/>
+            </w:pPr>
+            <w:r>
+              <w:t xml:space="preserve">When to use it</w:t>
+            </w:r>
+          </w:p>
+        </w:tc>
+        <w:tc>
+          <w:tcPr/>
+          <w:p>
+            <w:pPr>
+              <w:pStyle w:val="Compact"/>
+            </w:pPr>
+            <w:r>
+              <w:t xml:space="preserve">How often</w:t>
+            </w:r>
+          </w:p>
+        </w:tc>
+      </w:tr>
+      <w:tr>
+        <w:tc>
+          <w:tcPr/>
+          <w:p>
+            <w:pPr>
+              <w:pStyle w:val="Compact"/>
+            </w:pPr>
+            <w:r>
+              <w:rPr>
+                <w:rStyle w:val="VerbatimChar"/>
+              </w:rPr>
+              <w:t xml:space="preserve">/onboard-second-brain</w:t>
+            </w:r>
+            <w:r>
+              <w:t xml:space="preserve"> </w:t>
+            </w:r>
+            <w:r>
+              <w:t xml:space="preserve">(or just</w:t>
+            </w:r>
+            <w:r>
+              <w:t xml:space="preserve"> </w:t>
+            </w:r>
+            <w:r>
+              <w:rPr>
+                <w:rStyle w:val="VerbatimChar"/>
+              </w:rPr>
+              <w:t xml:space="preserve">start onboarding</w:t>
+            </w:r>
+            <w:r>
+              <w:t xml:space="preserve">)</w:t>
+            </w:r>
+          </w:p>
+        </w:tc>
+        <w:tc>
+          <w:tcPr/>
+          <w:p>
+            <w:pPr>
+              <w:pStyle w:val="Compact"/>
+            </w:pPr>
+            <w:r>
+              <w:t xml:space="preserve">First-time setup. Walks you through connecting an existing vault or scaffolding a fresh one, then wiring it to Cowork.</w:t>
+            </w:r>
+          </w:p>
+        </w:tc>
+        <w:tc>
+          <w:tcPr/>
+          <w:p>
+            <w:pPr>
+              <w:pStyle w:val="Compact"/>
+            </w:pPr>
+            <w:r>
+              <w:t xml:space="preserve">Once.</w:t>
+            </w:r>
+          </w:p>
+        </w:tc>
+      </w:tr>
+      <w:tr>
+        <w:tc>
+          <w:tcPr/>
+          <w:p>
+            <w:pPr>
+              <w:pStyle w:val="Compact"/>
+            </w:pPr>
+            <w:r>
+              <w:rPr>
+                <w:rStyle w:val="VerbatimChar"/>
+              </w:rPr>
+              <w:t xml:space="preserve">/open-vault</w:t>
+            </w:r>
+            <w:r>
+              <w:t xml:space="preserve"> </w:t>
+            </w:r>
+            <w:r>
+              <w:t xml:space="preserve">(or</w:t>
+            </w:r>
+            <w:r>
+              <w:t xml:space="preserve"> </w:t>
+            </w:r>
+            <w:r>
+              <w:rPr>
+                <w:rStyle w:val="VerbatimChar"/>
+              </w:rPr>
+              <w:t xml:space="preserve">open my vault</w:t>
+            </w:r>
+            <w:r>
+              <w:t xml:space="preserve">)</w:t>
+            </w:r>
+          </w:p>
+        </w:tc>
+        <w:tc>
+          <w:tcPr/>
+          <w:p>
+            <w:pPr>
+              <w:pStyle w:val="Compact"/>
+            </w:pPr>
+            <w:r>
+              <w:t xml:space="preserve">Every time you sit down to work on your second brain. Launches Obsidian to your vault AND preps the Cowork session — vault status, last activity, what you should do next.</w:t>
+            </w:r>
+          </w:p>
+        </w:tc>
+        <w:tc>
+          <w:tcPr/>
+          <w:p>
+            <w:pPr>
+              <w:pStyle w:val="Compact"/>
+            </w:pPr>
+            <w:r>
+              <w:t xml:space="preserve">Daily / whenever you start a session.</w:t>
+            </w:r>
+          </w:p>
+        </w:tc>
+      </w:tr>
+      <w:tr>
+        <w:tc>
+          <w:tcPr/>
+          <w:p>
+            <w:pPr>
+              <w:pStyle w:val="Compact"/>
+            </w:pPr>
+            <w:r>
+              <w:rPr>
+                <w:rStyle w:val="VerbatimChar"/>
+              </w:rPr>
+              <w:t xml:space="preserve">/second-brain</w:t>
+            </w:r>
+            <w:r>
+              <w:t xml:space="preserve"> </w:t>
+            </w:r>
+            <w:r>
+              <w:t xml:space="preserve">(or</w:t>
+            </w:r>
+            <w:r>
+              <w:t xml:space="preserve"> </w:t>
+            </w:r>
+            <w:r>
+              <w:rPr>
+                <w:rStyle w:val="VerbatimChar"/>
+              </w:rPr>
+              <w:t xml:space="preserve">update my wiki</w:t>
+            </w:r>
+            <w:r>
+              <w:t xml:space="preserve">,</w:t>
+            </w:r>
+            <w:r>
+              <w:t xml:space="preserve"> </w:t>
+            </w:r>
+            <w:r>
+              <w:rPr>
+                <w:rStyle w:val="VerbatimChar"/>
+              </w:rPr>
+              <w:t xml:space="preserve">build my [area] wiki</w:t>
+            </w:r>
+            <w:r>
+              <w:t xml:space="preserve">, etc.)</w:t>
+            </w:r>
+          </w:p>
+        </w:tc>
+        <w:tc>
+          <w:tcPr/>
+          <w:p>
+            <w:pPr>
+              <w:pStyle w:val="Compact"/>
+            </w:pPr>
+            <w:r>
+              <w:t xml:space="preserve">The operational skill. Four operations:</w:t>
+            </w:r>
+            <w:r>
+              <w:t xml:space="preserve"> </w:t>
+            </w:r>
+            <w:r>
+              <w:rPr>
+                <w:rStyle w:val="VerbatimChar"/>
+              </w:rPr>
+              <w:t xml:space="preserve">build</w:t>
+            </w:r>
+            <w:r>
+              <w:t xml:space="preserve">,</w:t>
+            </w:r>
+            <w:r>
+              <w:t xml:space="preserve"> </w:t>
+            </w:r>
+            <w:r>
+              <w:rPr>
+                <w:rStyle w:val="VerbatimChar"/>
+              </w:rPr>
+              <w:t xml:space="preserve">update</w:t>
+            </w:r>
+            <w:r>
+              <w:t xml:space="preserve">,</w:t>
+            </w:r>
+            <w:r>
+              <w:t xml:space="preserve"> </w:t>
+            </w:r>
+            <w:r>
+              <w:rPr>
+                <w:rStyle w:val="VerbatimChar"/>
+              </w:rPr>
+              <w:t xml:space="preserve">health-check</w:t>
+            </w:r>
+            <w:r>
+              <w:t xml:space="preserve">,</w:t>
+            </w:r>
+            <w:r>
+              <w:t xml:space="preserve"> </w:t>
+            </w:r>
+            <w:r>
+              <w:rPr>
+                <w:rStyle w:val="VerbatimChar"/>
+              </w:rPr>
+              <w:t xml:space="preserve">fold-back</w:t>
+            </w:r>
+            <w:r>
+              <w:t xml:space="preserve">.</w:t>
+            </w:r>
+          </w:p>
+        </w:tc>
+        <w:tc>
+          <w:tcPr/>
+          <w:p>
+            <w:pPr>
+              <w:pStyle w:val="Compact"/>
+            </w:pPr>
+            <w:r>
+              <w:t xml:space="preserve">Weekly (</w:t>
+            </w:r>
+            <w:r>
+              <w:rPr>
+                <w:rStyle w:val="VerbatimChar"/>
+              </w:rPr>
+              <w:t xml:space="preserve">update</w:t>
+            </w:r>
+            <w:r>
+              <w:t xml:space="preserve">), monthly (</w:t>
+            </w:r>
+            <w:r>
+              <w:rPr>
+                <w:rStyle w:val="VerbatimChar"/>
+              </w:rPr>
+              <w:t xml:space="preserve">health-check</w:t>
+            </w:r>
+            <w:r>
+              <w:t xml:space="preserve">), quarterly (</w:t>
+            </w:r>
+            <w:r>
+              <w:rPr>
+                <w:rStyle w:val="VerbatimChar"/>
+              </w:rPr>
+              <w:t xml:space="preserve">fold-back</w:t>
+            </w:r>
+            <w:r>
+              <w:t xml:space="preserve">), once-per-area (</w:t>
+            </w:r>
+            <w:r>
+              <w:rPr>
+                <w:rStyle w:val="VerbatimChar"/>
+              </w:rPr>
+              <w:t xml:space="preserve">build</w:t>
+            </w:r>
+            <w:r>
+              <w:t xml:space="preserve">).</w:t>
+            </w:r>
+          </w:p>
+        </w:tc>
+      </w:tr>
+    </w:tbl>
+    <w:p>
+      <w:pPr>
+        <w:pStyle w:val="BodyText"/>
+      </w:pPr>
+      <w:r>
+        <w:t xml:space="preserve">The lessons in this project install the plugin (Lesson 1) and then teach you how to use the three commands (Lessons 2–4). Lesson 5 covers concrete use cases — what real cohort users do with this on a daily basis.</w:t>
+      </w:r>
+    </w:p>
     <w:p>
       <w:pPr>
         <w:pStyle w:val="BlockText"/>
@@ -1039,7 +1459,8 @@
       </w:r>
     </w:p>
     <w:bookmarkEnd w:id="13"/>
-    <w:bookmarkStart w:id="14" w:name="whats-new-in-v0.2.0-vs-the-original-sops"/>
+    <w:bookmarkEnd w:id="14"/>
+    <w:bookmarkStart w:id="15" w:name="whats-new-in-v0.2.0-vs-the-original-sops"/>
     <w:p>
       <w:pPr>
         <w:pStyle w:val="Heading2"/>
@@ -1351,8 +1772,8 @@
         </w:pict>
       </w:r>
     </w:p>
-    <w:bookmarkEnd w:id="14"/>
-    <w:bookmarkStart w:id="15" w:name="the-workflow-in-one-picture"/>
+    <w:bookmarkEnd w:id="15"/>
+    <w:bookmarkStart w:id="16" w:name="the-workflow-in-one-picture"/>
     <w:p>
       <w:pPr>
         <w:pStyle w:val="Heading2"/>
@@ -1526,8 +1947,8 @@
         </w:pict>
       </w:r>
     </w:p>
-    <w:bookmarkEnd w:id="15"/>
-    <w:bookmarkStart w:id="16" w:name="Xb419db5790e40b2111d0c5e861128086a93d912"/>
+    <w:bookmarkEnd w:id="16"/>
+    <w:bookmarkStart w:id="17" w:name="Xb419db5790e40b2111d0c5e861128086a93d912"/>
     <w:p>
       <w:pPr>
         <w:pStyle w:val="Heading2"/>
@@ -1916,8 +2337,8 @@
         </w:pict>
       </w:r>
     </w:p>
-    <w:bookmarkEnd w:id="16"/>
-    <w:bookmarkStart w:id="17" w:name="the-five-lessons"/>
+    <w:bookmarkEnd w:id="17"/>
+    <w:bookmarkStart w:id="18" w:name="the-five-lessons"/>
     <w:p>
       <w:pPr>
         <w:pStyle w:val="Heading2"/>
@@ -2018,18 +2439,18 @@
               <w:pStyle w:val="Compact"/>
             </w:pPr>
             <w:r>
-              <w:t xml:space="preserve">25–40 min</w:t>
-            </w:r>
-          </w:p>
-        </w:tc>
-        <w:tc>
-          <w:tcPr/>
-          <w:p>
-            <w:pPr>
-              <w:pStyle w:val="Compact"/>
-            </w:pPr>
-            <w:r>
-              <w:t xml:space="preserve">Detect an existing vault and connect (5–10 min), OR install Obsidian and scaffold a fresh vault (40 min). Wire it to Cowork either way.</w:t>
+              <w:t xml:space="preserve">5–40 min</w:t>
+            </w:r>
+          </w:p>
+        </w:tc>
+        <w:tc>
+          <w:tcPr/>
+          <w:p>
+            <w:pPr>
+              <w:pStyle w:val="Compact"/>
+            </w:pPr>
+            <w:r>
+              <w:t xml:space="preserve">Detect an existing vault and connect, OR install Obsidian and scaffold a fresh vault. Wire it to Cowork either way.</w:t>
             </w:r>
           </w:p>
         </w:tc>
@@ -2053,29 +2474,7 @@
               <w:pStyle w:val="Compact"/>
             </w:pPr>
             <w:r>
-              <w:t xml:space="preserve">The Three Prompts That Run Your Second Brain</w:t>
-            </w:r>
-          </w:p>
-        </w:tc>
-        <w:tc>
-          <w:tcPr/>
-          <w:p>
-            <w:pPr>
-              <w:pStyle w:val="Compact"/>
-            </w:pPr>
-            <w:r>
-              <w:t xml:space="preserve">30 min</w:t>
-            </w:r>
-          </w:p>
-        </w:tc>
-        <w:tc>
-          <w:tcPr/>
-          <w:p>
-            <w:pPr>
-              <w:pStyle w:val="Compact"/>
-            </w:pPr>
-            <w:r>
-              <w:t xml:space="preserve">Run</w:t>
+              <w:t xml:space="preserve">The Three Operations of</w:t>
             </w:r>
             <w:r>
               <w:t xml:space="preserve"> </w:t>
@@ -2084,13 +2483,41 @@
               <w:rPr>
                 <w:rStyle w:val="VerbatimChar"/>
               </w:rPr>
-              <w:t xml:space="preserve">build</w:t>
+              <w:t xml:space="preserve">/second-brain</w:t>
+            </w:r>
+          </w:p>
+        </w:tc>
+        <w:tc>
+          <w:tcPr/>
+          <w:p>
+            <w:pPr>
+              <w:pStyle w:val="Compact"/>
+            </w:pPr>
+            <w:r>
+              <w:t xml:space="preserve">15 min</w:t>
+            </w:r>
+          </w:p>
+        </w:tc>
+        <w:tc>
+          <w:tcPr/>
+          <w:p>
+            <w:pPr>
+              <w:pStyle w:val="Compact"/>
+            </w:pPr>
+            <w:r>
+              <w:t xml:space="preserve">Run</w:t>
             </w:r>
             <w:r>
               <w:t xml:space="preserve"> </w:t>
             </w:r>
             <w:r>
-              <w:t xml:space="preserve">/</w:t>
+              <w:rPr>
+                <w:rStyle w:val="VerbatimChar"/>
+              </w:rPr>
+              <w:t xml:space="preserve">/second-brain build</w:t>
+            </w:r>
+            <w:r>
+              <w:t xml:space="preserve">,</w:t>
             </w:r>
             <w:r>
               <w:t xml:space="preserve"> </w:t>
@@ -2102,10 +2529,7 @@
               <w:t xml:space="preserve">update</w:t>
             </w:r>
             <w:r>
-              <w:t xml:space="preserve"> </w:t>
-            </w:r>
-            <w:r>
-              <w:t xml:space="preserve">/</w:t>
+              <w:t xml:space="preserve">, and</w:t>
             </w:r>
             <w:r>
               <w:t xml:space="preserve"> </w:t>
@@ -2120,7 +2544,7 @@
               <w:t xml:space="preserve"> </w:t>
             </w:r>
             <w:r>
-              <w:t xml:space="preserve">for the first time on a real life area. Save the prompts for reuse.</w:t>
+              <w:t xml:space="preserve">once each. The skill does the work.</w:t>
             </w:r>
           </w:p>
         </w:tc>
@@ -2166,7 +2590,7 @@
               <w:pStyle w:val="Compact"/>
             </w:pPr>
             <w:r>
-              <w:t xml:space="preserve">Pick one of three sync options based on your needs. Optional: also wire Claude Desktop to the vault.</w:t>
+              <w:t xml:space="preserve">Pick one of three sync options. Optional: also wire Claude Desktop to the vault.</w:t>
             </w:r>
           </w:p>
         </w:tc>
@@ -2190,29 +2614,44 @@
               <w:pStyle w:val="Compact"/>
             </w:pPr>
             <w:r>
-              <w:t xml:space="preserve">The Weekly Rhythm and the Second-Brain Skill</w:t>
-            </w:r>
-          </w:p>
-        </w:tc>
-        <w:tc>
-          <w:tcPr/>
-          <w:p>
-            <w:pPr>
-              <w:pStyle w:val="Compact"/>
-            </w:pPr>
-            <w:r>
-              <w:t xml:space="preserve">30 min</w:t>
-            </w:r>
-          </w:p>
-        </w:tc>
-        <w:tc>
-          <w:tcPr/>
-          <w:p>
-            <w:pPr>
-              <w:pStyle w:val="Compact"/>
-            </w:pPr>
-            <w:r>
-              <w:t xml:space="preserve">Home indexes, golden outputs, custom slash-command skill, calendar reminders,</w:t>
+              <w:t xml:space="preserve">The Weekly Rhythm +</w:t>
+            </w:r>
+            <w:r>
+              <w:t xml:space="preserve"> </w:t>
+            </w:r>
+            <w:r>
+              <w:rPr>
+                <w:rStyle w:val="VerbatimChar"/>
+              </w:rPr>
+              <w:t xml:space="preserve">/open-vault</w:t>
+            </w:r>
+            <w:r>
+              <w:t xml:space="preserve"> </w:t>
+            </w:r>
+            <w:r>
+              <w:t xml:space="preserve">Daily Driver</w:t>
+            </w:r>
+          </w:p>
+        </w:tc>
+        <w:tc>
+          <w:tcPr/>
+          <w:p>
+            <w:pPr>
+              <w:pStyle w:val="Compact"/>
+            </w:pPr>
+            <w:r>
+              <w:t xml:space="preserve">20 min</w:t>
+            </w:r>
+          </w:p>
+        </w:tc>
+        <w:tc>
+          <w:tcPr/>
+          <w:p>
+            <w:pPr>
+              <w:pStyle w:val="Compact"/>
+            </w:pPr>
+            <w:r>
+              <w:t xml:space="preserve">Calendar reminders, home indexes, golden outputs,</w:t>
             </w:r>
             <w:r>
               <w:t xml:space="preserve"> </w:t>
@@ -2224,7 +2663,65 @@
               <w:t xml:space="preserve">My Vault System.md</w:t>
             </w:r>
             <w:r>
+              <w:t xml:space="preserve">, daily session via</w:t>
+            </w:r>
+            <w:r>
+              <w:t xml:space="preserve"> </w:t>
+            </w:r>
+            <w:r>
+              <w:rPr>
+                <w:rStyle w:val="VerbatimChar"/>
+              </w:rPr>
+              <w:t xml:space="preserve">/open-vault</w:t>
+            </w:r>
+            <w:r>
               <w:t xml:space="preserve">.</w:t>
+            </w:r>
+          </w:p>
+        </w:tc>
+      </w:tr>
+      <w:tr>
+        <w:tc>
+          <w:tcPr/>
+          <w:p>
+            <w:pPr>
+              <w:pStyle w:val="Compact"/>
+            </w:pPr>
+            <w:r>
+              <w:t xml:space="preserve">5</w:t>
+            </w:r>
+          </w:p>
+        </w:tc>
+        <w:tc>
+          <w:tcPr/>
+          <w:p>
+            <w:pPr>
+              <w:pStyle w:val="Compact"/>
+            </w:pPr>
+            <w:r>
+              <w:t xml:space="preserve">Use Cases &amp; Daily Workflow</w:t>
+            </w:r>
+          </w:p>
+        </w:tc>
+        <w:tc>
+          <w:tcPr/>
+          <w:p>
+            <w:pPr>
+              <w:pStyle w:val="Compact"/>
+            </w:pPr>
+            <w:r>
+              <w:t xml:space="preserve">15 min read</w:t>
+            </w:r>
+          </w:p>
+        </w:tc>
+        <w:tc>
+          <w:tcPr/>
+          <w:p>
+            <w:pPr>
+              <w:pStyle w:val="Compact"/>
+            </w:pPr>
+            <w:r>
+              <w:t xml:space="preserve">What you actually DO with this. 6+ case studies by role, second-brain experts, daily/weekly/monthly cadence in practice.</w:t>
             </w:r>
           </w:p>
         </w:tc>
@@ -2245,10 +2742,10 @@
           <w:b/>
           <w:bCs/>
         </w:rPr>
-        <w:t xml:space="preserve">four real lessons plus this overview</w:t>
-      </w:r>
-      <w:r>
-        <w:t xml:space="preserve">. Total time: 100–125 minutes if you’re scaffolding fresh, less if you’re connecting to an existing vault.</w:t>
+        <w:t xml:space="preserve">five lessons plus this overview</w:t>
+      </w:r>
+      <w:r>
+        <w:t xml:space="preserve">. Total time: ~90 minutes if you’re scaffolding fresh, less if you’re connecting to an existing vault.</w:t>
       </w:r>
     </w:p>
     <w:p>
@@ -2258,8 +2755,8 @@
         </w:pict>
       </w:r>
     </w:p>
-    <w:bookmarkEnd w:id="17"/>
-    <w:bookmarkStart w:id="18" w:name="prerequisites"/>
+    <w:bookmarkEnd w:id="18"/>
+    <w:bookmarkStart w:id="19" w:name="prerequisites"/>
     <w:p>
       <w:pPr>
         <w:pStyle w:val="Heading2"/>
@@ -2407,8 +2904,8 @@
         </w:pict>
       </w:r>
     </w:p>
-    <w:bookmarkEnd w:id="18"/>
-    <w:bookmarkStart w:id="20" w:name="youre-ready-to-start-when"/>
+    <w:bookmarkEnd w:id="19"/>
+    <w:bookmarkStart w:id="21" w:name="youre-ready-to-start-when"/>
     <w:p>
       <w:pPr>
         <w:pStyle w:val="Heading2"/>
@@ -2457,7 +2954,7 @@
       <w:r>
         <w:t xml:space="preserve"> </w:t>
       </w:r>
-      <w:hyperlink r:id="rId19">
+      <w:hyperlink r:id="rId20">
         <w:r>
           <w:rPr>
             <w:rStyle w:val="Hyperlink"/>
@@ -2507,8 +3004,8 @@
         </w:pict>
       </w:r>
     </w:p>
-    <w:bookmarkEnd w:id="20"/>
-    <w:bookmarkStart w:id="21" w:name="a-note-on-the-mindset"/>
+    <w:bookmarkEnd w:id="21"/>
+    <w:bookmarkStart w:id="22" w:name="a-note-on-the-mindset"/>
     <w:p>
       <w:pPr>
         <w:pStyle w:val="Heading2"/>
@@ -2564,8 +3061,8 @@
         </w:pict>
       </w:r>
     </w:p>
-    <w:bookmarkEnd w:id="21"/>
-    <w:bookmarkStart w:id="22" w:name="teaching-notes-for-the-instructor"/>
+    <w:bookmarkEnd w:id="22"/>
+    <w:bookmarkStart w:id="23" w:name="teaching-notes-for-the-instructor"/>
     <w:p>
       <w:pPr>
         <w:pStyle w:val="Heading2"/>
@@ -2817,8 +3314,8 @@
         </w:pict>
       </w:r>
     </w:p>
-    <w:bookmarkEnd w:id="22"/>
-    <w:bookmarkStart w:id="23" w:name="whats-next"/>
+    <w:bookmarkEnd w:id="23"/>
+    <w:bookmarkStart w:id="24" w:name="whats-next"/>
     <w:p>
       <w:pPr>
         <w:pStyle w:val="Heading2"/>
@@ -2904,8 +3401,8 @@
         <w:t xml:space="preserve">SOP-C04-00 — Project 04: Your Second Brain in Obsidian (v0.2.0). VCInc Internal · Rev 2.0 · 2026-05-09</w:t>
       </w:r>
     </w:p>
-    <w:bookmarkEnd w:id="23"/>
     <w:bookmarkEnd w:id="24"/>
+    <w:bookmarkEnd w:id="25"/>
     <w:sectPr>
       <w:footnotePr>
         <w:numRestart w:val="eachSect"/>
